--- a/economy-how-can-i-make-money-using-my-current-resources/how-can-i-make-money-using-my-current-resources.docx
+++ b/economy-how-can-i-make-money-using-my-current-resources/how-can-i-make-money-using-my-current-resources.docx
@@ -11,7 +11,6 @@
           <w:lang w:val="en-US"/>
         </w:rPr>
       </w:pPr>
-      <w:bookmarkStart w:id="0" w:name="_GoBack"/>
       <w:r>
         <w:rPr>
           <w:sz w:val="72"/>
@@ -21,7 +20,6 @@
         <w:t>How can I make money using my current resources?</w:t>
       </w:r>
     </w:p>
-    <w:bookmarkEnd w:id="0"/>
     <w:p>
       <w:pPr>
         <w:rPr>
@@ -609,7 +607,27 @@
           <w:szCs w:val="32"/>
           <w:lang w:val="en-US"/>
         </w:rPr>
-        <w:t xml:space="preserve"> on the next meeting I </w:t>
+        <w:t xml:space="preserve"> on the next meeting</w:t>
+      </w:r>
+      <w:r>
+        <w:rPr>
+          <w:rFonts w:ascii="Comic Sans MS" w:hAnsi="Comic Sans MS"/>
+          <w:spacing w:val="10"/>
+          <w:sz w:val="32"/>
+          <w:szCs w:val="32"/>
+          <w:lang w:val="en-US"/>
+        </w:rPr>
+        <w:t>,</w:t>
+      </w:r>
+      <w:r>
+        <w:rPr>
+          <w:rFonts w:ascii="Comic Sans MS" w:hAnsi="Comic Sans MS"/>
+          <w:spacing w:val="10"/>
+          <w:sz w:val="32"/>
+          <w:szCs w:val="32"/>
+          <w:lang w:val="en-US"/>
+        </w:rPr>
+        <w:t xml:space="preserve"> I </w:t>
       </w:r>
       <w:r>
         <w:rPr>
@@ -696,6 +714,8 @@
       <w:r>
         <w:rPr>
           <w:rFonts w:ascii="Comic Sans MS" w:hAnsi="Comic Sans MS"/>
+          <w:b/>
+          <w:i/>
           <w:spacing w:val="10"/>
           <w:sz w:val="32"/>
           <w:szCs w:val="32"/>
@@ -707,6 +727,8 @@
       <w:r>
         <w:rPr>
           <w:rFonts w:ascii="Comic Sans MS" w:hAnsi="Comic Sans MS"/>
+          <w:b/>
+          <w:i/>
           <w:spacing w:val="10"/>
           <w:sz w:val="32"/>
           <w:szCs w:val="32"/>
@@ -717,6 +739,8 @@
       <w:r>
         <w:rPr>
           <w:rFonts w:ascii="Comic Sans MS" w:hAnsi="Comic Sans MS"/>
+          <w:b/>
+          <w:i/>
           <w:spacing w:val="10"/>
           <w:sz w:val="32"/>
           <w:szCs w:val="32"/>
@@ -793,6 +817,8 @@
         </w:rPr>
         <w:t xml:space="preserve"> </w:t>
       </w:r>
+      <w:bookmarkStart w:id="0" w:name="_GoBack"/>
+      <w:bookmarkEnd w:id="0"/>
     </w:p>
     <w:p>
       <w:pPr>
